--- a/BookMyShow_DB_Design.docx
+++ b/BookMyShow_DB_Design.docx
@@ -16,7 +16,7 @@
           <w:sz w:val="32"/>
           <w:szCs w:val="32"/>
         </w:rPr>
-        <w:t xml:space="preserve">BookMyShow Database Design Assignment</w:t>
+        <w:t xml:space="preserve">BookMyShow - DB Design Assignment</w:t>
       </w:r>
     </w:p>
     <w:p>
@@ -28,7 +28,7 @@
         <w:rPr>
           <w:rFonts w:ascii="Arial" w:cs="Arial" w:eastAsia="Arial" w:hAnsi="Arial"/>
         </w:rPr>
-        <w:t xml:space="preserve">1. Entity-Relationship Overview</w:t>
+        <w:t xml:space="preserve">Overview</w:t>
       </w:r>
     </w:p>
     <w:p>
@@ -39,7 +39,7 @@
         <w:rPr>
           <w:rFonts w:ascii="Arial" w:cs="Arial" w:eastAsia="Arial" w:hAnsi="Arial"/>
         </w:rPr>
-        <w:t xml:space="preserve">This database models a movie ticketing platform like BookMyShow. A city contains multiple theatres; each theatre has one or more screens. Movies are screened as shows on specific dates and times at a given screen. Users browse available shows, book tickets, and specific seats are assigned via a junction table. Languages and cities are normalized into separate lookup tables to avoid redundancy.</w:t>
+        <w:t xml:space="preserve">Basically this is a simple BookMyShow-style setup. A city has theatres, each theatre has screens (audi), and movies run as shows on a particular date and time on a screen. Users can book tickets and pick seats. I kept Language and City as separate tables so we don't repeat the same names everywhere.</w:t>
       </w:r>
     </w:p>
     <w:p>
@@ -51,7 +51,7 @@
         <w:rPr>
           <w:rFonts w:ascii="Arial" w:cs="Arial" w:eastAsia="Arial" w:hAnsi="Arial"/>
         </w:rPr>
-        <w:t xml:space="preserve">2. Entity List</w:t>
+        <w:t xml:space="preserve">Tables &amp; columns</w:t>
       </w:r>
     </w:p>
     <w:p>
@@ -199,7 +199,7 @@
                 <w:sz w:val="20"/>
                 <w:szCs w:val="20"/>
               </w:rPr>
-              <w:t xml:space="preserve">Unique identifier for a language</w:t>
+              <w:t xml:space="preserve">id for each language</w:t>
             </w:r>
           </w:p>
         </w:tc>
@@ -249,7 +249,7 @@
                 <w:sz w:val="20"/>
                 <w:szCs w:val="20"/>
               </w:rPr>
-              <w:t xml:space="preserve">Name of the language (e.g., Hindi, Telugu)</w:t>
+              <w:t xml:space="preserve">language name like Hindi, Telugu etc</w:t>
             </w:r>
           </w:p>
         </w:tc>
@@ -400,7 +400,7 @@
                 <w:sz w:val="20"/>
                 <w:szCs w:val="20"/>
               </w:rPr>
-              <w:t xml:space="preserve">Unique identifier for a movie</w:t>
+              <w:t xml:space="preserve">movie id</w:t>
             </w:r>
           </w:p>
         </w:tc>
@@ -450,7 +450,7 @@
                 <w:sz w:val="20"/>
                 <w:szCs w:val="20"/>
               </w:rPr>
-              <w:t xml:space="preserve">Movie title</w:t>
+              <w:t xml:space="preserve">movie name</w:t>
             </w:r>
           </w:p>
         </w:tc>
@@ -500,7 +500,7 @@
                 <w:sz w:val="20"/>
                 <w:szCs w:val="20"/>
               </w:rPr>
-              <w:t xml:space="preserve">Language the movie is in</w:t>
+              <w:t xml:space="preserve">which language</w:t>
             </w:r>
           </w:p>
         </w:tc>
@@ -550,7 +550,7 @@
                 <w:sz w:val="20"/>
                 <w:szCs w:val="20"/>
               </w:rPr>
-              <w:t xml:space="preserve">Screening format</w:t>
+              <w:t xml:space="preserve">2D / 3D / IMAX etc</w:t>
             </w:r>
           </w:p>
         </w:tc>
@@ -600,7 +600,7 @@
                 <w:sz w:val="20"/>
                 <w:szCs w:val="20"/>
               </w:rPr>
-              <w:t xml:space="preserve">Runtime in minutes</w:t>
+              <w:t xml:space="preserve">how long the movie runs</w:t>
             </w:r>
           </w:p>
         </w:tc>
@@ -650,7 +650,7 @@
                 <w:sz w:val="20"/>
                 <w:szCs w:val="20"/>
               </w:rPr>
-              <w:t xml:space="preserve">Movie genre</w:t>
+              <w:t xml:space="preserve">genre</w:t>
             </w:r>
           </w:p>
         </w:tc>
@@ -700,7 +700,7 @@
                 <w:sz w:val="20"/>
                 <w:szCs w:val="20"/>
               </w:rPr>
-              <w:t xml:space="preserve">CBFC rating</w:t>
+              <w:t xml:space="preserve">certificate rating</w:t>
             </w:r>
           </w:p>
         </w:tc>
@@ -750,7 +750,7 @@
                 <w:sz w:val="20"/>
                 <w:szCs w:val="20"/>
               </w:rPr>
-              <w:t xml:space="preserve">Theatrical release date</w:t>
+              <w:t xml:space="preserve">when it released</w:t>
             </w:r>
           </w:p>
         </w:tc>
@@ -901,7 +901,7 @@
                 <w:sz w:val="20"/>
                 <w:szCs w:val="20"/>
               </w:rPr>
-              <w:t xml:space="preserve">Unique identifier for a city</w:t>
+              <w:t xml:space="preserve">city id</w:t>
             </w:r>
           </w:p>
         </w:tc>
@@ -951,7 +951,7 @@
                 <w:sz w:val="20"/>
                 <w:szCs w:val="20"/>
               </w:rPr>
-              <w:t xml:space="preserve">City name</w:t>
+              <w:t xml:space="preserve">city name</w:t>
             </w:r>
           </w:p>
         </w:tc>
@@ -1102,7 +1102,7 @@
                 <w:sz w:val="20"/>
                 <w:szCs w:val="20"/>
               </w:rPr>
-              <w:t xml:space="preserve">Unique identifier for a theatre</w:t>
+              <w:t xml:space="preserve">theatre id</w:t>
             </w:r>
           </w:p>
         </w:tc>
@@ -1152,7 +1152,7 @@
                 <w:sz w:val="20"/>
                 <w:szCs w:val="20"/>
               </w:rPr>
-              <w:t xml:space="preserve">Theatre name</w:t>
+              <w:t xml:space="preserve">theatre name</w:t>
             </w:r>
           </w:p>
         </w:tc>
@@ -1202,7 +1202,7 @@
                 <w:sz w:val="20"/>
                 <w:szCs w:val="20"/>
               </w:rPr>
-              <w:t xml:space="preserve">Full address</w:t>
+              <w:t xml:space="preserve">address</w:t>
             </w:r>
           </w:p>
         </w:tc>
@@ -1252,7 +1252,7 @@
                 <w:sz w:val="20"/>
                 <w:szCs w:val="20"/>
               </w:rPr>
-              <w:t xml:space="preserve">City where theatre is located</w:t>
+              <w:t xml:space="preserve">which city it is in</w:t>
             </w:r>
           </w:p>
         </w:tc>
@@ -1403,7 +1403,7 @@
                 <w:sz w:val="20"/>
                 <w:szCs w:val="20"/>
               </w:rPr>
-              <w:t xml:space="preserve">Unique identifier for a screen/audi</w:t>
+              <w:t xml:space="preserve">screen id</w:t>
             </w:r>
           </w:p>
         </w:tc>
@@ -1453,7 +1453,7 @@
                 <w:sz w:val="20"/>
                 <w:szCs w:val="20"/>
               </w:rPr>
-              <w:t xml:space="preserve">Parent theatre</w:t>
+              <w:t xml:space="preserve">belongs to which theatre</w:t>
             </w:r>
           </w:p>
         </w:tc>
@@ -1503,7 +1503,7 @@
                 <w:sz w:val="20"/>
                 <w:szCs w:val="20"/>
               </w:rPr>
-              <w:t xml:space="preserve">Screen label (e.g., Screen 1)</w:t>
+              <w:t xml:space="preserve">like Screen 1, Audi 2</w:t>
             </w:r>
           </w:p>
         </w:tc>
@@ -1553,7 +1553,7 @@
                 <w:sz w:val="20"/>
                 <w:szCs w:val="20"/>
               </w:rPr>
-              <w:t xml:space="preserve">Total seat capacity</w:t>
+              <w:t xml:space="preserve">how many seats</w:t>
             </w:r>
           </w:p>
         </w:tc>
@@ -1603,7 +1603,7 @@
                 <w:sz w:val="20"/>
                 <w:szCs w:val="20"/>
               </w:rPr>
-              <w:t xml:space="preserve">Supported format for this screen</w:t>
+              <w:t xml:space="preserve">what format this screen supports</w:t>
             </w:r>
           </w:p>
         </w:tc>
@@ -1754,7 +1754,7 @@
                 <w:sz w:val="20"/>
                 <w:szCs w:val="20"/>
               </w:rPr>
-              <w:t xml:space="preserve">Unique identifier for a show</w:t>
+              <w:t xml:space="preserve">show id</w:t>
             </w:r>
           </w:p>
         </w:tc>
@@ -1804,7 +1804,7 @@
                 <w:sz w:val="20"/>
                 <w:szCs w:val="20"/>
               </w:rPr>
-              <w:t xml:space="preserve">Movie being screened</w:t>
+              <w:t xml:space="preserve">which movie</w:t>
             </w:r>
           </w:p>
         </w:tc>
@@ -1854,7 +1854,7 @@
                 <w:sz w:val="20"/>
                 <w:szCs w:val="20"/>
               </w:rPr>
-              <w:t xml:space="preserve">Screen where show runs</w:t>
+              <w:t xml:space="preserve">which screen</w:t>
             </w:r>
           </w:p>
         </w:tc>
@@ -1904,7 +1904,7 @@
                 <w:sz w:val="20"/>
                 <w:szCs w:val="20"/>
               </w:rPr>
-              <w:t xml:space="preserve">Date of the show</w:t>
+              <w:t xml:space="preserve">date</w:t>
             </w:r>
           </w:p>
         </w:tc>
@@ -1954,7 +1954,7 @@
                 <w:sz w:val="20"/>
                 <w:szCs w:val="20"/>
               </w:rPr>
-              <w:t xml:space="preserve">Start time of the show</w:t>
+              <w:t xml:space="preserve">start time</w:t>
             </w:r>
           </w:p>
         </w:tc>
@@ -2004,7 +2004,7 @@
                 <w:sz w:val="20"/>
                 <w:szCs w:val="20"/>
               </w:rPr>
-              <w:t xml:space="preserve">Seats still available</w:t>
+              <w:t xml:space="preserve">seats left</w:t>
             </w:r>
           </w:p>
         </w:tc>
@@ -2054,7 +2054,7 @@
                 <w:sz w:val="20"/>
                 <w:szCs w:val="20"/>
               </w:rPr>
-              <w:t xml:space="preserve">Ticket price per seat</w:t>
+              <w:t xml:space="preserve">ticket price</w:t>
             </w:r>
           </w:p>
         </w:tc>
@@ -2205,7 +2205,7 @@
                 <w:sz w:val="20"/>
                 <w:szCs w:val="20"/>
               </w:rPr>
-              <w:t xml:space="preserve">Unique identifier for a user</w:t>
+              <w:t xml:space="preserve">user id</w:t>
             </w:r>
           </w:p>
         </w:tc>
@@ -2255,7 +2255,7 @@
                 <w:sz w:val="20"/>
                 <w:szCs w:val="20"/>
               </w:rPr>
-              <w:t xml:space="preserve">User's full name</w:t>
+              <w:t xml:space="preserve">name</w:t>
             </w:r>
           </w:p>
         </w:tc>
@@ -2305,7 +2305,7 @@
                 <w:sz w:val="20"/>
                 <w:szCs w:val="20"/>
               </w:rPr>
-              <w:t xml:space="preserve">Login/contact email</w:t>
+              <w:t xml:space="preserve">email</w:t>
             </w:r>
           </w:p>
         </w:tc>
@@ -2355,7 +2355,7 @@
                 <w:sz w:val="20"/>
                 <w:szCs w:val="20"/>
               </w:rPr>
-              <w:t xml:space="preserve">Mobile number</w:t>
+              <w:t xml:space="preserve">phone no</w:t>
             </w:r>
           </w:p>
         </w:tc>
@@ -2405,7 +2405,7 @@
                 <w:sz w:val="20"/>
                 <w:szCs w:val="20"/>
               </w:rPr>
-              <w:t xml:space="preserve">Account creation timestamp</w:t>
+              <w:t xml:space="preserve">when account was created</w:t>
             </w:r>
           </w:p>
         </w:tc>
@@ -2556,7 +2556,7 @@
                 <w:sz w:val="20"/>
                 <w:szCs w:val="20"/>
               </w:rPr>
-              <w:t xml:space="preserve">Unique identifier for a booking</w:t>
+              <w:t xml:space="preserve">booking id</w:t>
             </w:r>
           </w:p>
         </w:tc>
@@ -2606,7 +2606,7 @@
                 <w:sz w:val="20"/>
                 <w:szCs w:val="20"/>
               </w:rPr>
-              <w:t xml:space="preserve">User who made the booking</w:t>
+              <w:t xml:space="preserve">who booked</w:t>
             </w:r>
           </w:p>
         </w:tc>
@@ -2656,7 +2656,7 @@
                 <w:sz w:val="20"/>
                 <w:szCs w:val="20"/>
               </w:rPr>
-              <w:t xml:space="preserve">Show being booked</w:t>
+              <w:t xml:space="preserve">which show</w:t>
             </w:r>
           </w:p>
         </w:tc>
@@ -2706,7 +2706,7 @@
                 <w:sz w:val="20"/>
                 <w:szCs w:val="20"/>
               </w:rPr>
-              <w:t xml:space="preserve">Number of seats booked</w:t>
+              <w:t xml:space="preserve">how many seats</w:t>
             </w:r>
           </w:p>
         </w:tc>
@@ -2756,7 +2756,7 @@
                 <w:sz w:val="20"/>
                 <w:szCs w:val="20"/>
               </w:rPr>
-              <w:t xml:space="preserve">Total booking amount</w:t>
+              <w:t xml:space="preserve">total paid</w:t>
             </w:r>
           </w:p>
         </w:tc>
@@ -2806,7 +2806,7 @@
                 <w:sz w:val="20"/>
                 <w:szCs w:val="20"/>
               </w:rPr>
-              <w:t xml:space="preserve">Booking state</w:t>
+              <w:t xml:space="preserve">confirmed / cancelled / pending</w:t>
             </w:r>
           </w:p>
         </w:tc>
@@ -2856,7 +2856,7 @@
                 <w:sz w:val="20"/>
                 <w:szCs w:val="20"/>
               </w:rPr>
-              <w:t xml:space="preserve">When booking was made</w:t>
+              <w:t xml:space="preserve">booking time</w:t>
             </w:r>
           </w:p>
         </w:tc>
@@ -3007,7 +3007,7 @@
                 <w:sz w:val="20"/>
                 <w:szCs w:val="20"/>
               </w:rPr>
-              <w:t xml:space="preserve">Unique identifier for a seat</w:t>
+              <w:t xml:space="preserve">seat id</w:t>
             </w:r>
           </w:p>
         </w:tc>
@@ -3057,7 +3057,7 @@
                 <w:sz w:val="20"/>
                 <w:szCs w:val="20"/>
               </w:rPr>
-              <w:t xml:space="preserve">Screen this seat belongs to</w:t>
+              <w:t xml:space="preserve">which screen</w:t>
             </w:r>
           </w:p>
         </w:tc>
@@ -3107,7 +3107,7 @@
                 <w:sz w:val="20"/>
                 <w:szCs w:val="20"/>
               </w:rPr>
-              <w:t xml:space="preserve">Seat label (e.g., A1)</w:t>
+              <w:t xml:space="preserve">seat no like A1, B12</w:t>
             </w:r>
           </w:p>
         </w:tc>
@@ -3157,7 +3157,7 @@
                 <w:sz w:val="20"/>
                 <w:szCs w:val="20"/>
               </w:rPr>
-              <w:t xml:space="preserve">Seat category</w:t>
+              <w:t xml:space="preserve">type of seat</w:t>
             </w:r>
           </w:p>
         </w:tc>
@@ -3308,7 +3308,7 @@
                 <w:sz w:val="20"/>
                 <w:szCs w:val="20"/>
               </w:rPr>
-              <w:t xml:space="preserve">Unique identifier</w:t>
+              <w:t xml:space="preserve">id</w:t>
             </w:r>
           </w:p>
         </w:tc>
@@ -3358,7 +3358,7 @@
                 <w:sz w:val="20"/>
                 <w:szCs w:val="20"/>
               </w:rPr>
-              <w:t xml:space="preserve">Associated booking</w:t>
+              <w:t xml:space="preserve">links to booking</w:t>
             </w:r>
           </w:p>
         </w:tc>
@@ -3408,7 +3408,7 @@
                 <w:sz w:val="20"/>
                 <w:szCs w:val="20"/>
               </w:rPr>
-              <w:t xml:space="preserve">Specific seat allocated</w:t>
+              <w:t xml:space="preserve">which seat was picked</w:t>
             </w:r>
           </w:p>
         </w:tc>
@@ -3423,7 +3423,7 @@
         <w:rPr>
           <w:rFonts w:ascii="Arial" w:cs="Arial" w:eastAsia="Arial" w:hAnsi="Arial"/>
         </w:rPr>
-        <w:t xml:space="preserve">3. Normalization</w:t>
+        <w:t xml:space="preserve">Normalization (1NF to BCNF)</w:t>
       </w:r>
     </w:p>
     <w:p>
@@ -3434,10 +3434,10 @@
         <w:rPr>
           <w:rFonts w:ascii="Arial" w:cs="Arial" w:eastAsia="Arial" w:hAnsi="Arial"/>
         </w:rPr>
-        <w:t xml:space="preserve">1NF — Every column stores a single atomic value. Each table has a primary key and no repeating groups (e.g., multiple show times for a movie are stored as separate Show rows, not as comma-separated values in Movie).
-2NF — All non-key attributes depend on the entire primary key. BookingSeat is a junction table so that seat allocation depends on the full composite relationship (booking_id + seat_id), not partially on booking alone.
-3NF — No transitive dependencies. City is separated from Theatre (theatre does not store city_name directly), and Language is separated from Movie (movie does not store language_name directly).
-BCNF — Every determinant is a candidate key. The UNIQUE constraint on Show (screen_id, show_date, show_time) ensures that the combination of screen, date, and time uniquely identifies a show slot, preventing double-booking of the same screen at the same time.</w:t>
+        <w:t xml:space="preserve">1NF - Each column has one value only. Show timings are stored as separate rows in Show, not as a list inside Movie.
+2NF - No partial dependencies. BookingSeat is used to map which exact seats belong to a booking instead of stuffing seat info into Booking.
+3NF - Removed transitive stuff. Theatre stores city_id (not city name), Movie stores language_id (not language name).
+BCNF - The unique key on Show (screen_id + show_date + show_time) makes sure the same screen can't have two shows at the exact same slot.</w:t>
       </w:r>
     </w:p>
     <w:p>
@@ -3449,7 +3449,7 @@
         <w:rPr>
           <w:rFonts w:ascii="Arial" w:cs="Arial" w:eastAsia="Arial" w:hAnsi="Arial"/>
         </w:rPr>
-        <w:t xml:space="preserve">4. SQL — Table Creation (P1)</w:t>
+        <w:t xml:space="preserve">P1 - CREATE TABLE scripts</w:t>
       </w:r>
     </w:p>
     <w:p>
@@ -3460,48 +3460,34 @@
         <w:rPr>
           <w:rFonts w:ascii="Arial" w:cs="Arial" w:eastAsia="Arial" w:hAnsi="Arial"/>
         </w:rPr>
-        <w:t xml:space="preserve">The following CREATE TABLE statements define the full schema (see schema.sql):</w:t>
-      </w:r>
-    </w:p>
-    <w:p>
-      <w:pPr>
-        <w:spacing w:after="120"/>
-      </w:pPr>
-      <w:r>
-        <w:rPr>
-          <w:rFonts w:ascii="Courier New" w:cs="Courier New" w:eastAsia="Courier New" w:hAnsi="Courier New"/>
-          <w:sz w:val="18"/>
-          <w:szCs w:val="18"/>
-        </w:rPr>
-        <w:t xml:space="preserve">-- BookMyShow Database Schema
-</w:t>
-      </w:r>
-    </w:p>
-    <w:p>
-      <w:pPr>
-        <w:spacing w:after="120"/>
-      </w:pPr>
-      <w:r>
-        <w:rPr>
-          <w:rFonts w:ascii="Courier New" w:cs="Courier New" w:eastAsia="Courier New" w:hAnsi="Courier New"/>
-          <w:sz w:val="18"/>
-          <w:szCs w:val="18"/>
-        </w:rPr>
-        <w:t xml:space="preserve">-- Normalized design: 1NF through BCNF
-</w:t>
-      </w:r>
-    </w:p>
-    <w:p>
-      <w:pPr>
-        <w:spacing w:after="120"/>
-      </w:pPr>
-      <w:r>
-        <w:rPr>
-          <w:rFonts w:ascii="Courier New" w:cs="Courier New" w:eastAsia="Courier New" w:hAnsi="Courier New"/>
-          <w:sz w:val="18"/>
-          <w:szCs w:val="18"/>
-        </w:rPr>
-        <w:t xml:space="preserve">-- MySQL-compatible CREATE TABLE statements
+        <w:t xml:space="preserve">Full schema is in schema.sql. CREATE TABLE statements below:</w:t>
+      </w:r>
+    </w:p>
+    <w:p>
+      <w:pPr>
+        <w:spacing w:after="120"/>
+      </w:pPr>
+      <w:r>
+        <w:rPr>
+          <w:rFonts w:ascii="Courier New" w:cs="Courier New" w:eastAsia="Courier New" w:hAnsi="Courier New"/>
+          <w:sz w:val="18"/>
+          <w:szCs w:val="18"/>
+        </w:rPr>
+        <w:t xml:space="preserve">-- BookMyShow DB schema (MySQL)
+</w:t>
+      </w:r>
+    </w:p>
+    <w:p>
+      <w:pPr>
+        <w:spacing w:after="120"/>
+      </w:pPr>
+      <w:r>
+        <w:rPr>
+          <w:rFonts w:ascii="Courier New" w:cs="Courier New" w:eastAsia="Courier New" w:hAnsi="Courier New"/>
+          <w:sz w:val="18"/>
+          <w:szCs w:val="18"/>
+        </w:rPr>
+        <w:t xml:space="preserve">-- Data Modelling assignment
 </w:t>
       </w:r>
     </w:p>
@@ -3529,63 +3515,63 @@
           <w:sz w:val="18"/>
           <w:szCs w:val="18"/>
         </w:rPr>
-        <w:t xml:space="preserve">-- Normalization Notes:
-</w:t>
-      </w:r>
-    </w:p>
-    <w:p>
-      <w:pPr>
-        <w:spacing w:after="120"/>
-      </w:pPr>
-      <w:r>
-        <w:rPr>
-          <w:rFonts w:ascii="Courier New" w:cs="Courier New" w:eastAsia="Courier New" w:hAnsi="Courier New"/>
-          <w:sz w:val="18"/>
-          <w:szCs w:val="18"/>
-        </w:rPr>
-        <w:t xml:space="preserve">-- 1NF: All columns are atomic, each table has a PK, no repeating groups
-</w:t>
-      </w:r>
-    </w:p>
-    <w:p>
-      <w:pPr>
-        <w:spacing w:after="120"/>
-      </w:pPr>
-      <w:r>
-        <w:rPr>
-          <w:rFonts w:ascii="Courier New" w:cs="Courier New" w:eastAsia="Courier New" w:hAnsi="Courier New"/>
-          <w:sz w:val="18"/>
-          <w:szCs w:val="18"/>
-        </w:rPr>
-        <w:t xml:space="preserve">-- 2NF: All non-key attributes fully depend on the whole PK (BookingSeat separates seat allocation from booking)
-</w:t>
-      </w:r>
-    </w:p>
-    <w:p>
-      <w:pPr>
-        <w:spacing w:after="120"/>
-      </w:pPr>
-      <w:r>
-        <w:rPr>
-          <w:rFonts w:ascii="Courier New" w:cs="Courier New" w:eastAsia="Courier New" w:hAnsi="Courier New"/>
-          <w:sz w:val="18"/>
-          <w:szCs w:val="18"/>
-        </w:rPr>
-        <w:t xml:space="preserve">-- 3NF: No transitive dependencies (city is in its own table, language is in its own table)
-</w:t>
-      </w:r>
-    </w:p>
-    <w:p>
-      <w:pPr>
-        <w:spacing w:after="120"/>
-      </w:pPr>
-      <w:r>
-        <w:rPr>
-          <w:rFonts w:ascii="Courier New" w:cs="Courier New" w:eastAsia="Courier New" w:hAnsi="Courier New"/>
-          <w:sz w:val="18"/>
-          <w:szCs w:val="18"/>
-        </w:rPr>
-        <w:t xml:space="preserve">-- BCNF: Every determinant is a candidate key (the UNIQUE constraint on Show enforces this)
+        <w:t xml:space="preserve">-- Normalization notes:
+</w:t>
+      </w:r>
+    </w:p>
+    <w:p>
+      <w:pPr>
+        <w:spacing w:after="120"/>
+      </w:pPr>
+      <w:r>
+        <w:rPr>
+          <w:rFonts w:ascii="Courier New" w:cs="Courier New" w:eastAsia="Courier New" w:hAnsi="Courier New"/>
+          <w:sz w:val="18"/>
+          <w:szCs w:val="18"/>
+        </w:rPr>
+        <w:t xml:space="preserve">-- 1NF: no repeating groups, each column holds one value
+</w:t>
+      </w:r>
+    </w:p>
+    <w:p>
+      <w:pPr>
+        <w:spacing w:after="120"/>
+      </w:pPr>
+      <w:r>
+        <w:rPr>
+          <w:rFonts w:ascii="Courier New" w:cs="Courier New" w:eastAsia="Courier New" w:hAnsi="Courier New"/>
+          <w:sz w:val="18"/>
+          <w:szCs w:val="18"/>
+        </w:rPr>
+        <w:t xml:space="preserve">-- 2NF: BookingSeat table for seat mapping (avoids partial dependency)
+</w:t>
+      </w:r>
+    </w:p>
+    <w:p>
+      <w:pPr>
+        <w:spacing w:after="120"/>
+      </w:pPr>
+      <w:r>
+        <w:rPr>
+          <w:rFonts w:ascii="Courier New" w:cs="Courier New" w:eastAsia="Courier New" w:hAnsi="Courier New"/>
+          <w:sz w:val="18"/>
+          <w:szCs w:val="18"/>
+        </w:rPr>
+        <w:t xml:space="preserve">-- 3NF: City and Language split out instead of storing names in every row
+</w:t>
+      </w:r>
+    </w:p>
+    <w:p>
+      <w:pPr>
+        <w:spacing w:after="120"/>
+      </w:pPr>
+      <w:r>
+        <w:rPr>
+          <w:rFonts w:ascii="Courier New" w:cs="Courier New" w:eastAsia="Courier New" w:hAnsi="Courier New"/>
+          <w:sz w:val="18"/>
+          <w:szCs w:val="18"/>
+        </w:rPr>
+        <w:t xml:space="preserve">-- BCNF: unique (screen_id, show_date, show_time) so one screen can't have two shows at same slot
 </w:t>
       </w:r>
     </w:p>
@@ -5053,7 +5039,7 @@
         <w:rPr>
           <w:rFonts w:ascii="Arial" w:cs="Arial" w:eastAsia="Arial" w:hAnsi="Arial"/>
         </w:rPr>
-        <w:t xml:space="preserve">5. Sample Data</w:t>
+        <w:t xml:space="preserve">Sample inserts</w:t>
       </w:r>
     </w:p>
     <w:p>
@@ -5064,7 +5050,7 @@
         <w:rPr>
           <w:rFonts w:ascii="Arial" w:cs="Arial" w:eastAsia="Arial" w:hAnsi="Arial"/>
         </w:rPr>
-        <w:t xml:space="preserve">Representative INSERT rows matching the PVR Nexus theatre scenario (2023-04-25):</w:t>
+        <w:t xml:space="preserve">Used PVR Nexus (Mumbai) data for 25-Apr-2023. Few INSERT examples:</w:t>
       </w:r>
     </w:p>
     <w:p>
@@ -5180,7 +5166,7 @@
         <w:rPr>
           <w:rFonts w:ascii="Arial" w:cs="Arial" w:eastAsia="Arial" w:hAnsi="Arial"/>
         </w:rPr>
-        <w:t xml:space="preserve">6. P2 Query</w:t>
+        <w:t xml:space="preserve">P2 - Show listing query</w:t>
       </w:r>
     </w:p>
     <w:p>
@@ -5191,7 +5177,7 @@
         <w:rPr>
           <w:rFonts w:ascii="Arial" w:cs="Arial" w:eastAsia="Arial" w:hAnsi="Arial"/>
         </w:rPr>
-        <w:t xml:space="preserve">This query lists all shows on a given date at a given theatre with movie details and timings. JOINs connect Show → Screen → Theatre (to filter by theatre), Show → Movie → Language (for movie and language info). The WHERE clause filters by show_date and theatre_id (or theatre name). Results are ordered by movie title and show time.</w:t>
+        <w:t xml:space="preserve">This query fetches all shows for one theatre on a given date. I joined Show with Screen and Theatre to filter by theatre, and Movie + Language to get movie details. Change the date and theatre_id in the WHERE clause as needed. Sorted by movie name and time.</w:t>
       </w:r>
     </w:p>
     <w:p>
